--- a/fep/FEP_2026_Blomberg.docx
+++ b/fep/FEP_2026_Blomberg.docx
@@ -33,7 +33,7 @@
         <w:pStyle w:val="BodyText"/>
       </w:pPr>
       <w:r>
-        <w:t xml:space="preserve">Date: ______________ For Academic Year: July 1, 2023 – June 30, 2026 (three-year cycle)</w:t>
+        <w:t xml:space="preserve">Date: For Academic Year: July 1, 2023 – June 30, 2026 (three-year cycle)</w:t>
       </w:r>
     </w:p>
     <w:p>
@@ -180,23 +180,23 @@
         <w:pStyle w:val="BodyText"/>
       </w:pPr>
       <w:r>
-        <w:t xml:space="preserve">Here is the honest origin of this. In early 2026 I made a deliberate decision to start using AI seriously, specifically Claude, because I did not want my students left behind. Digital Media Arts is a workforce program, the workforce is asking for AI skills, and I did not feel I could teach those skills credibly without first building real fluency myself. So I committed to learning by doing: not just reading about AI, but using it daily and building real things with it.</w:t>
-      </w:r>
-    </w:p>
-    <w:p>
-      <w:pPr>
-        <w:pStyle w:val="BodyText"/>
-      </w:pPr>
-      <w:r>
-        <w:t xml:space="preserve">The rationale connects to something I have believed for a long time. The creative tools my students use have always changed. What survives every shift is the underlying thinking, design principles, visual communication, how people process information. AI is the most significant of those shifts so far. My job is to prepare students for tools that keep changing, and to model that kind of learning myself rather than teach it from a distance.</w:t>
-      </w:r>
-    </w:p>
-    <w:p>
-      <w:pPr>
-        <w:pStyle w:val="BodyText"/>
-      </w:pPr>
-      <w:r>
-        <w:t xml:space="preserve">The goal I set at the start of this cycle was concrete: build real, daily AI fluency, and then put it to work where it matters most, in my courses and my studio teaching, and in service to the college and district. I met that goal. The center of this cycle is my teaching: the AVC 100 redesign, the graphic design sequence (AVC 181 and 182), the AVC 248 capstone, and the AVC 297AC internship, along with the program development that holds them together, including the new UX Design course I am developing. The AI fluency shows up inside that teaching, in how I run critique, how I guide branding decisions, and in a small set of working applications I built to serve students directly. Those applications (Render, CopaMigo, and Cultivate) are prototypes, and they are supporting evidence of the learning, not the headline.</w:t>
+        <w:t xml:space="preserve">The origin is simple. In early 2026 I made a deliberate decision to start using AI seriously, specifically Claude, because I did not want my students left behind. Digital Media Arts is a workforce program, the workforce is asking for AI skills, and I could not teach those skills credibly without first building real fluency myself. So I committed to learning by doing: not just reading about AI, but using it daily and building real things with it.</w:t>
+      </w:r>
+    </w:p>
+    <w:p>
+      <w:pPr>
+        <w:pStyle w:val="BodyText"/>
+      </w:pPr>
+      <w:r>
+        <w:t xml:space="preserve">The rationale connects to a conviction I have held for a long time. The creative tools my students use have always changed. What survives every shift is the underlying thinking, design principles, visual communication, how people process information. AI is the most significant of those shifts so far. My job is to prepare students for tools that keep changing, and to model that kind of learning myself rather than teach it from a distance.</w:t>
+      </w:r>
+    </w:p>
+    <w:p>
+      <w:pPr>
+        <w:pStyle w:val="BodyText"/>
+      </w:pPr>
+      <w:r>
+        <w:t xml:space="preserve">The goal I set at the start of this cycle was concrete: build real, daily AI fluency, and then put it to work where it matters most, in my courses and my studio teaching, and in service to the college and district. I met that goal. The center of this cycle is my teaching: the AVC 100 redesign, the graphic design sequence (AVC 181 and 182), the AVC 248 capstone, and the AVC 297AC internship, along with the program development that holds them together, including the new UX Design course I am developing. The AI fluency shows up inside that teaching, in how I run critique, how I guide branding decisions, and in a small set of working applications I built to serve students directly. Those applications (Render, CopaMigo, and Cultivate) are prototypes, supporting evidence of the learning rather than the headline.</w:t>
       </w:r>
     </w:p>
     <w:p>
@@ -231,7 +231,7 @@
         <w:t xml:space="preserve"> </w:t>
       </w:r>
       <w:r>
-        <w:t xml:space="preserve">My core work this cycle was the teaching itself. AVC 100 Introduction to Digital Media is the foundation course, and I rebuilt it over the past year and a half, doing most of the work with help from Brian Gerber (more on that in the Course Assessment section). The graphic design sequence, AVC 181 Graphic Design I and AVC 182 Graphic Design II, is hands-on studio work where students learn design principles by making real projects. In the branding projects, I use a practice I require: students generate their own research questions about their brand, and I use AI to answer those questions as design guidance, so the answers steer their actual design decisions instead of leaving the questions hanging. That keeps the thinking theirs while giving them grounded, immediate input on type, color, and visual direction. AVC 248 Design Self Promotion is the capstone, and this cycle I redesigned it into an AI-powered course built around Render: in the redesigned course students learn applied AI literacy, use Render across the semester, and finish by building their own portable career agent. The course is built and ready, but I want to be clear that students have not used Render yet; the first pilot is Fall 2026. It is the clearest place where the AI fluency this FEP is about shows up directly in my teaching (more on that in the Course Assessment section). AVC 297AC Commercial Art Internship places students in real client work for credit. Across all of these I run a critique workflow that mirrors the creative industry: students screen-record their work in OBS, post to YouTube and Discord for peer and instructor critique, and submit through Canvas, so the feedback loop is continuous and public the way a studio review is. I also build student-services touchpoints directly into coursework so support is part of the class, not separate from it.</w:t>
+        <w:t xml:space="preserve">My core work this cycle was the teaching itself. AVC 100 Introduction to Digital Media is the foundation course, and I rebuilt it over the past year and a half, doing most of the work with help from Brian Gerber (more on that in the Course Assessment section). The graphic design sequence, AVC 181 Graphic Design I and AVC 182 Graphic Design II, is hands-on studio work where students learn design principles by making real projects. In the branding projects, I use a practice I require: students generate their own research questions about their brand, and I use AI to answer those questions as design guidance, so the answers steer their actual design decisions instead of leaving the questions hanging. That keeps the thinking theirs while giving them grounded, immediate input on type, color, and visual direction. AVC 248 Design Self Promotion is the capstone, and this cycle I redesigned it into an AI-powered course built around Render: students learn applied AI literacy, use Render across the semester, and finish by building their own portable career agent. The course is built and ready; students have not used Render yet, and the first pilot is Fall 2026. It is the clearest place where the AI fluency this FEP is about shows up directly in my teaching (more on that in the Course Assessment section). AVC 297AC Commercial Art Internship places students in real client work for credit. Across all of these I run a critique workflow that mirrors the creative industry: students screen-record their work in OBS, post to YouTube and Discord for peer and instructor critique, and submit through Canvas, so the feedback loop is continuous and public the way a studio review is. I also build student-services touchpoints directly into coursework so support is part of the class, not separate from it.</w:t>
       </w:r>
     </w:p>
     <w:p>
@@ -279,7 +279,7 @@
         </w:r>
       </w:hyperlink>
       <w:r>
-        <w:t xml:space="preserve">. The rationale is straightforward: the course has a low success rate, so support and human connection are the levers most likely to improve retention and bring students into the program. Brian and I both teach the course in the fall, where we will measure the change in success rate against the data that motivated the rebuild.</w:t>
+        <w:t xml:space="preserve">. The rationale is direct: the course has a low success rate, so support and human connection are the levers most likely to improve retention and bring students into the program. Brian and I both teach the course in the fall, where we will measure the change in success rate against the data that motivated the rebuild.</w:t>
       </w:r>
     </w:p>
     <w:p>
@@ -334,7 +334,7 @@
         <w:t xml:space="preserve"> </w:t>
       </w:r>
       <w:r>
-        <w:t xml:space="preserve">is a career-launch tool that grew out of my AVC 248 capstone and is now woven through the redesigned course, though students have not used it yet; the first pilot is Fall 2026. It came from a real classroom observation: my students had always done the pieces of career launch (resumes, job research, contracts, interview prep) but scattered across separate documents and discussion boards rather than in one place. When I invited them to try AI on a few of those assignments, like drafting a client contract or tailoring the resume they had written to a specific job they had researched, the AI results came back high-level, but the students genuinely enjoyed experimenting, and that experience is what led me to pull the whole course together into one tool. In the redesigned course, students build resumes, job research, networking plans, and interview practice in one place and keep it after Canvas access ends at graduation, with structured AI coaching tied to their own goals instead of a blank prompt. It collects no personally identifiable information (no PII into AI, student privacy by design) and exports as a standalone file the student owns. New this cycle, the course opens with an AI-literacy unit, runs on weekly slide decks, includes a guided goals builder, and finishes with a Module 9</w:t>
+        <w:t xml:space="preserve">is a career-launch tool that grew out of my AVC 248 capstone and is now woven through the redesigned course, though students have not used it yet; the first pilot is Fall 2026. It came from a real classroom observation: my students had always done the pieces of career launch (resumes, job research, contracts, interview prep) but scattered across separate documents and discussion boards rather than in one place. When I invited them to try AI on a few of those assignments, like drafting a client contract or tailoring the resume they had written to a specific job they had researched, the AI results came back high-level, but the students enjoyed experimenting, and that experience led me to pull the whole course together into one tool. In the redesigned course, students build resumes, job research, networking plans, and interview practice in one place and keep it after Canvas access ends at graduation, with structured AI coaching tied to their own goals instead of a blank prompt. It collects no personally identifiable information (no PII into AI, student privacy by design) and exports as a standalone file the student owns. New this cycle, the course opens with an AI-literacy unit, runs on weekly slide decks, includes a guided goals builder, and finishes with a Module 9</w:t>
       </w:r>
       <w:r>
         <w:t xml:space="preserve"> </w:t>
@@ -352,7 +352,7 @@
         <w:t xml:space="preserve"> </w:t>
       </w:r>
       <w:r>
-        <w:t xml:space="preserve">capstone in which each student builds a portable career agent aligned to a real reach job. The example career agents I show are instructor-built samples from my Render personas, not student work. A classroom pilot is planned for Fall 2026. I presented Render at the Mesa Community College AI Summit in May 2026, and the session was very well received: faculty from other disciplines wanted to build customized versions for themselves, including an Economics professor at CGCC and a Fitness and Wellness instructor at Mesa, and several reached out afterward wanting to collaborate.</w:t>
+        <w:t xml:space="preserve">capstone in which each student builds a portable career agent aligned to a real reach job. The example career agents I show are instructor-built samples from my Render personas, not student work. I presented Render at the Mesa Community College AI Summit in May 2026, and the session was very well received: faculty from other disciplines wanted to build customized versions for themselves, including an Economics professor at CGCC and a Fitness and Wellness instructor at Mesa, and several reached out afterward wanting to collaborate.</w:t>
       </w:r>
       <w:r>
         <w:t xml:space="preserve"> </w:t>
@@ -653,15 +653,15 @@
         <w:t xml:space="preserve"> </w:t>
       </w:r>
       <w:r>
-        <w:t xml:space="preserve">The primary concern this work addresses is shared by GCC and the whole district: students stall and leave in the non-classroom services, advising, financial aid, enrollment, registration, and student well-being, and no one has a clear, cross-college picture of where the barriers actually are. As co-chair of Domain 5, I am leading a piece of the district’s AI strategy that reaches across all 10 Maricopa colleges and roughly 140,000 students, which means the work is cross-college and cross-discipline by design, pulling staff from advising, financial aid, and other support areas at colleges that name and run the same services differently. The win-win I am steering toward is a system where students reach help faster and support staff are freed from routine, repetitive work, no one is replaced. The domain is charged with finding where AI can responsibly improve the non-classroom services that drive whether students stay and finish: advising, financial aid, enrollment, registration, and student well-being. I want to be honest about the shape of the work right now. Most of the domain’s members cannot regularly attend meetings, so I am currently carrying most of the active work myself, building the methodology and the deliverables so the group has something concrete to react to and contribute to rather than meetings that produce nothing.</w:t>
-      </w:r>
-    </w:p>
-    <w:p>
-      <w:pPr>
-        <w:pStyle w:val="BodyText"/>
-      </w:pPr>
-      <w:r>
-        <w:t xml:space="preserve">The methodology is three phases. First, a service inventory and cross-college crosswalk that maps how the same student-facing functions are named differently at each college, along with a usage baseline for how many students actually use each service and how departments think students find them versus how they really do. Second, usability studies and staff workflow audits, a student-journey UX study in which research personas walk the full journey from application to graduation at all 10 colleges and capture barriers and their severity. Third, turning those findings into a prioritized, human-in-the-loop AI roadmap with pilots, built with staff and students. The principle underneath all of it is data sovereignty: I prefer building tools that collect no personally identifiable information over buying ones that do. The district already declined a vendor AI add-on for that reason, so building no-data tools is the responsible path. The framing with staff matters just as much. Automation here takes routine, repetitive work off support staff, the easy factual questions and the</w:t>
+        <w:t xml:space="preserve">The primary concern this work addresses is shared by GCC and the whole district: students stall and leave in the non-classroom services, advising, financial aid, enrollment, registration, and student well-being, and no one has a clear, cross-college picture of where the barriers actually are. As co-chair of Domain 5, I am leading a piece of the district’s AI strategy that reaches across all 10 Maricopa colleges and roughly 140,000 students, which means the work is cross-college and cross-discipline by design, pulling staff from advising, financial aid, and other support areas at colleges that name and run the same services differently. The win-win I am steering toward is a system where students reach help faster and support staff are freed from routine, repetitive work, no one is replaced. The domain is charged with finding where AI can responsibly improve the non-classroom services that drive whether students stay and finish: advising, financial aid, enrollment, registration, and student well-being. Because most of the domain’s members cannot regularly attend meetings, I have driven the methodology and built the deliverables the group works from, giving members something concrete to react to and contribute to rather than meetings that produce nothing.</w:t>
+      </w:r>
+    </w:p>
+    <w:p>
+      <w:pPr>
+        <w:pStyle w:val="BodyText"/>
+      </w:pPr>
+      <w:r>
+        <w:t xml:space="preserve">The methodology is three phases. First, a service inventory and cross-college crosswalk that maps how the same student-facing functions are named differently at each college, along with a usage baseline for how many students actually use each service and how departments think students find them versus how they really do. Second, usability studies and staff workflow audits, a student-journey UX study in which research personas walk the full journey from application to graduation at all 10 colleges and capture barriers and their severity. Third, turning those findings into a prioritized, human-in-the-loop AI roadmap with pilots, built with staff and students. Two principles hold the work together. The first is data sovereignty: I prefer building tools that collect no personally identifiable information over buying ones that do, and the district already declined a vendor AI add-on for that reason. The second is staff buy-in. Automation here takes routine, repetitive work off support staff, the easy factual questions and the</w:t>
       </w:r>
       <w:r>
         <w:t xml:space="preserve"> </w:t>
@@ -704,7 +704,7 @@
         <w:pStyle w:val="BodyText"/>
       </w:pPr>
       <w:r>
-        <w:t xml:space="preserve">A second college concern is that students often do not reach the student-services help that already exists. I am working with Genesis Toole to set up a meeting and demo with Eric Pawelski to show CopaMigo, with the goal of moving it toward a prototype and pilot on campus as a better front door than the website’s current automated chatbot. How it works: a student describes their situation in plain language, in English or one of several built-in languages, and CopaMigo routes them to the right campus service with a warm handoff card that shows the contact, hours, location, and exactly what to ask for. Where it does better than the current chatbot: it connects students to the right human instead of just returning text; it meets students who do not know what to call the help they need, which is the most common reason they stop asking; it routes across 14 service modules using more than 100 verified GCC URLs so the information is current and correct rather than generic; it leads with empathy and includes a warm handoff for students in crisis; and it collects no personally identifiable information, which matters because the district already declined a vendor AI add-on specifically because it collected student data. This is a collaboration: I bring the prototype and the no-PII design, and they bring the student-services view of what the current bot does and does not do. CopaMigo is an early prototype in testing, so this remains an honest exploration toward whatever serves students best, not a decision that it will be adopted.</w:t>
+        <w:t xml:space="preserve">A second college concern is that students often do not reach the student-services help that already exists. I am working with Genesis Toole to set up a meeting and demo with Eric Pawelski to show CopaMigo, with the goal of moving it toward a campus pilot as a better front door than the website’s current automated chatbot. How it works: a student describes their situation in plain language, in English or one of several built-in languages, and CopaMigo routes them to the right campus service with a warm handoff card that shows the contact, hours, location, and exactly what to ask for. It improves on the current chatbot on several fronts: it connects students to the right human instead of just returning text; it meets students who do not know what to call the help they need, which is the most common reason they stop asking; it routes across 14 service modules using more than 100 verified GCC URLs so the information is current rather than generic; it leads with empathy and includes a warm handoff for students in crisis; and it collects no personally identifiable information, which matters because the district already declined a vendor AI add-on specifically because it collected student data. This is a collaboration: I bring the prototype and the no-PII design, and they bring the student-services view of what the current bot does and does not do. CopaMigo is an early prototype in testing, so this remains an exploration toward whatever serves students best, not a decision to adopt.</w:t>
       </w:r>
     </w:p>
     <w:p>
@@ -1353,7 +1353,7 @@
         <w:t xml:space="preserve"> </w:t>
       </w:r>
       <w:r>
-        <w:t xml:space="preserve">The learning I want reviewers to see here is also my own. I set out to build genuine AI fluency and met that goal by using AI daily in my teaching practice, including teaching myself to build small functional applications so the capstone could offer real AI-supported scaffolding instead of a blank prompt. What I learned is that I can extend my design and instructional-design background into building, and that learning by doing is more honest than learning about AI from a distance. These are not abstract claims; they are documented in work a reviewer can open, including the Mesa AI Summit presentation, the live portfolio website at singletrackmom.github.io, and the prototype tools behind them.</w:t>
+        <w:t xml:space="preserve">The learning I want reviewers to see here is also my own. I set out to build genuine AI fluency and met that goal by using AI daily in my teaching practice, including teaching myself to build small functional applications so the capstone could offer real AI-supported scaffolding instead of a blank prompt. What I learned is that I can extend my design and instructional-design background into building, and that learning by doing is more honest than learning about AI from a distance. The work documents itself: a reviewer can open the Mesa AI Summit presentation, the live portfolio website at singletrackmom.github.io, and the prototype tools behind them. What ties this learning to my job is student success. I apply what I learn, about AI, about feedback, and about course design, to keep students supported, enrolled, and moving toward the goal they came for, which is the priority underneath everything I do.</w:t>
       </w:r>
     </w:p>
     <w:p>
@@ -1603,7 +1603,7 @@
         <w:t xml:space="preserve"> </w:t>
       </w:r>
       <w:r>
-        <w:t xml:space="preserve">This cycle I redesigned the AVC 248 Design Self Promotion capstone into an AI-powered course, and it is the clearest evidence of the AI fluency this FEP is about applied directly to a course. The redesign came from a real classroom observation: my students had always done the pieces of career launch, resumes, job research, contracts, and interview prep, but scattered across separate documents and discussion boards rather than in one place. When I let them experiment with AI on a few assignments, such as drafting a client contract or tailoring the resume they had written to a job they had researched, the results came back high-level but the students genuinely enjoyed the experience, and that is what led me to pull the whole course together into Render. In the redesigned course students learn applied AI literacy, use Render across the semester, and finish by building a portable career agent aligned to a real reach job they keep after the course. I want to be clear about status: the course is built and ready, but students have not used Render yet; the Fall 2026 pilot will be the first time. New course development this cycle includes an AI-literacy unit up front, weekly slide decks, a guided goals builder, a Module 9</w:t>
+        <w:t xml:space="preserve">This cycle I redesigned the AVC 248 Design Self Promotion capstone into an AI-powered course, and it is the clearest evidence of the AI fluency this FEP is about applied directly to a course. The redesign came from a real classroom observation: my students had always done the pieces of career launch, resumes, job research, contracts, and interview prep, but scattered across separate documents and discussion boards rather than in one place. When I let them experiment with AI on a few assignments, such as drafting a client contract or tailoring the resume they had written to a job they had researched, the results came back high-level but the students enjoyed the experience, and that is what led me to pull the whole course together into Render. In the redesigned course students learn applied AI literacy, use Render across the semester, and finish by building a portable career agent aligned to a real reach job they keep after the course. On status: the course is built and ready, but students have not used Render yet, and the Fall 2026 pilot will be the first time. New course development this cycle includes an AI-literacy unit up front, weekly slide decks, a guided goals builder, a Module 9</w:t>
       </w:r>
       <w:r>
         <w:t xml:space="preserve"> </w:t>
@@ -1667,7 +1667,7 @@
         <w:pStyle w:val="BodyText"/>
       </w:pPr>
       <w:r>
-        <w:t xml:space="preserve">First, what the ARC is, because it is a substantial district resource the college should be tapping into. The ARC is Maricopa’s standing AI committee, and it is not a top-down body that tells the colleges what to do. It is a self-governing resource for the entire district, built to help all ten colleges lead in artificial intelligence rather than duplicate one another’s effort. It runs on a tri-chair model: Sonal Joshi, the district’s AI Director in the OIT/IT division, who came to Maricopa from a director role at Intel, with Gordon Inman (Rio Salado College) and Kaitlin Southerly (South Mountain Community College) as the two faculty tri-chairs on full-time district-office contracts. Beneath that leadership sit five domains, each run by co-chairs and collaborators with every college represented, so the work is genuinely cross-college rather than handed down: Strategy, Security and Governance; Teaching and Learning; Operational Efficiency and Employee Training; AI Credentials; and Student Support and Success. AI pilots are encouraged, the tri-chairs are there to help meet the real AI needs faculty and staff have, and a core purpose of the committee is to keep the ten campuses from reinventing the same wheel. The leadership meets every other week, even through the summer, and each domain meets every other week as well; information is shared openly and domains cross over where it helps, for example in building shared trainings. In short, it is a wealth of resources and brainpower already steering the district on AI, and any college AI effort would be stronger plugged into it.</w:t>
+        <w:t xml:space="preserve">First, what the ARC is, because it is a substantial district resource the college should be tapping into. The ARC is Maricopa’s standing AI committee, and it is not a top-down body that tells the colleges what to do. It is a self-governing resource for the entire district, built to help all ten colleges lead in artificial intelligence rather than duplicate one another’s effort. It runs on a tri-chair model: Sonal Joshi, the district’s AI Director in the OIT/IT division, who came to Maricopa from a director role at Intel, with Gordon Inman (Rio Salado College) and Kaitlin Southerly (South Mountain Community College) as the two faculty tri-chairs on full-time district-office contracts. Beneath that leadership sit five domains, each run by co-chairs and collaborators with every college represented, so the work is truly cross-college rather than handed down: Strategy, Security and Governance; Teaching and Learning; Operational Efficiency and Employee Training; AI Credentials; and Student Support and Success. AI pilots are encouraged, the tri-chairs are there to help meet the real AI needs faculty and staff have, and a core purpose of the committee is to keep the ten campuses from reinventing the same wheel. The leadership meets every other week, even through the summer, and each domain meets every other week as well; information is shared openly and domains cross over where it helps, for example in building shared trainings. In short, it is a wealth of resources and brainpower already steering the district on AI, and any college AI effort would be stronger plugged into it.</w:t>
       </w:r>
       <w:r>
         <w:t xml:space="preserve"> </w:t>
@@ -1684,15 +1684,15 @@
         <w:pStyle w:val="BodyText"/>
       </w:pPr>
       <w:r>
-        <w:t xml:space="preserve">I co-chair Domain 5 with Ralph Thompson, Manager of CARE and Conduct at South Mountain Community College, charged with finding where AI can responsibly improve the non-classroom student services that drive retention and completion, across all 10 Maricopa colleges and roughly 140,000 students. The domain’s scope is the student journey outside the classroom: advising, counseling, financial aid, enrollment, registration, persistence, and student well-being. I co-chair the domain; I do not lead the whole ARC, which is led by the tri-chairs above.</w:t>
-      </w:r>
-    </w:p>
-    <w:p>
-      <w:pPr>
-        <w:pStyle w:val="BodyText"/>
-      </w:pPr>
-      <w:r>
-        <w:t xml:space="preserve">I want this section to be honest about the work, because it is the largest service commitment of this cycle. Most of the domain’s members cannot regularly attend meetings, so at this stage I am carrying most of the active work myself, designing the methodology and producing the deliverables so the group has something real to build on. The methodology runs in three phases:</w:t>
+        <w:t xml:space="preserve">I co-chair Domain 5 with Ralph Thompson, Manager of CARE and Conduct at South Mountain Community College, charged with finding where AI can responsibly improve the non-classroom student services that drive retention and completion, across all 10 Maricopa colleges and roughly 140,000 students. The domain’s scope is the student journey outside the classroom: advising, counseling, financial aid, enrollment, registration, persistence, and student well-being. I co-chair this one domain; the whole ARC is led by the tri-chairs above.</w:t>
+      </w:r>
+    </w:p>
+    <w:p>
+      <w:pPr>
+        <w:pStyle w:val="BodyText"/>
+      </w:pPr>
+      <w:r>
+        <w:t xml:space="preserve">This is the largest service commitment of the cycle. Because most of the domain’s members cannot regularly attend meetings, I have designed the methodology and produced the deliverables the group builds on. The methodology runs in three phases:</w:t>
       </w:r>
     </w:p>
     <w:p>
@@ -1949,7 +1949,7 @@
         <w:t xml:space="preserve"> </w:t>
       </w:r>
       <w:r>
-        <w:t xml:space="preserve">Through the eCourses committee I have served as a Quality Matters and OSCQR peer reviewer for many years, almost every year a review cycle ran, and often as lead reviewer, with a small stipend for the work. It is work I genuinely enjoy: a structured, collegial look at whether an online course is clear, accessible, and well designed for students. A concrete example from Spring 2024: as Team 4, I served as Instructional Designer and lead reviewer alongside reviewer Lisa Moore, reviewing HCR210 (taught by Melissa Williams). This year the new eCourses leadership did not call for a review cycle, so no reviews ran. Where I would like to see this work go is an expansion of the model to in-person courses, not only online ones. We scrutinize online courses closely, but face-to-face courses would benefit from the same structured review, including a look at whether active-learning and other classroom methods would strengthen them. It would also fill a real gap: faculty in their first five-year probationary period receive steady peer and supervisor feedback, but once they become residential faculty there is no standing way to ask to have a course or one’s teaching reviewed. I believe faculty would welcome that opportunity the way they already welcome having their online courses reviewed.</w:t>
+        <w:t xml:space="preserve">Through the eCourses committee I have served as a Quality Matters and OSCQR peer reviewer for many years, almost every year a review cycle ran, and often as lead reviewer, with a small stipend for the work. It is work I enjoy: a structured, collegial look at whether an online course is clear, accessible, and well designed for students. A concrete example from Spring 2024: as Team 4, I served as Instructional Designer and lead reviewer alongside reviewer Lisa Moore, reviewing HCR210 (taught by Melissa Williams). This year the new eCourses leadership did not call for a review cycle, so no reviews ran. Where I would like to see this work go is an expansion of the model to in-person courses, not only online ones. We scrutinize online courses closely, but face-to-face courses would benefit from the same structured review, including a look at whether active-learning and other classroom methods would strengthen them. It would also fill a real gap: faculty in their first five-year probationary period receive steady peer and supervisor feedback, but once they become residential faculty there is no standing way to ask to have a course or one’s teaching reviewed. I believe faculty would welcome that opportunity the way they already welcome having their online courses reviewed.</w:t>
       </w:r>
     </w:p>
     <w:p>
@@ -2151,7 +2151,7 @@
         <w:t xml:space="preserve"> </w:t>
       </w:r>
       <w:r>
-        <w:t xml:space="preserve">What I learned from this service is that committees do their best work when someone turns talk into something concrete to react to, and that is the role I have tried to play, whether building the methodology for the Student Support and Success domain or bringing my students’ design work into the Basic Needs hub. I also learned the limits of volunteer committees whose members cannot always attend, and that carrying the early work yourself is sometimes how you keep a group moving without taking it over. I am applying this in my program management by reaching across silos to connect academic work with student-services initiatives, and in my district work by building shared, no-PII methods that other colleges can actually adopt. Where I am going is to move the SSS study from findings to pilots, sustain the AI Community of Practice, and mentor faculty and staff in building their own agents, so the work outlasts any single committee term.</w:t>
+        <w:t xml:space="preserve">What I learned from this service is that committees do their best work when someone turns talk into something concrete to react to, and that is the role I have tried to play, whether building the methodology for the Student Support and Success domain or bringing my students’ design work into the Basic Needs hub. I also learned the limits of volunteer committees whose members cannot always attend, and that doing the early build yourself is often how you keep a group moving and give it something real to shape. I am applying this in my program management by reaching across silos to connect academic work with student-services initiatives, and in my district work by building shared, no-PII methods that other colleges can actually adopt. Where I am going is to move the SSS study from findings to pilots, sustain the AI Community of Practice, and mentor faculty and staff in building their own agents, so the work outlasts any single committee term.</w:t>
       </w:r>
     </w:p>
     <w:p>
@@ -2523,7 +2523,7 @@
         <w:pStyle w:val="BodyText"/>
       </w:pPr>
       <w:r>
-        <w:t xml:space="preserve">How I grew is simple to say and took real work to earn. I came into this cycle a designer and instructional designer, and I am leaving it someone who builds AI tools and agents, helps lead on AI at the college and district, and can teach others to do the same. I am applying it across my work: in the AVC 248 capstone and the AVC 100 redesign, in the new UX course, in the district Student Support and Success study, and soon in the AI Community of Practice and in mentoring student-services staff to build their own agents. Where I am going is to keep this a living practice rather than a finished project, and to keep sharing it so the learning multiplies beyond me.</w:t>
+        <w:t xml:space="preserve">How I grew is simple to say and took real work to earn. I came into this cycle a designer and instructional designer, and I am leaving it someone who builds AI tools and agents, helps lead on AI at the college and district, and can teach others to do the same. I am applying it across my work: in the AVC 248 capstone and the AVC 100 redesign, in the new UX course, in the district Student Support and Success study, and soon in the AI Community of Practice and in mentoring student-services staff to build their own agents. Where I am going is to keep this a living practice rather than a finished project, and to keep sharing it so the learning multiplies beyond me. Through all of it, my priority is student success. Learning AI, and helping colleagues and students do their work and their schooling better with it, matters to me because it serves that end: students who feel supported, stay enrolled, and finish.</w:t>
       </w:r>
     </w:p>
     <w:p>

--- a/fep/FEP_2026_Blomberg.docx
+++ b/fep/FEP_2026_Blomberg.docx
@@ -231,7 +231,7 @@
         <w:t xml:space="preserve"> </w:t>
       </w:r>
       <w:r>
-        <w:t xml:space="preserve">My core work this cycle was the teaching itself. AVC 100 Introduction to Digital Media is the foundation course, and I rebuilt it over the past year and a half, doing most of the work with help from Brian Gerber (more on that in the Course Assessment section). The graphic design sequence, AVC 181 Graphic Design I and AVC 182 Graphic Design II, is hands-on studio work where students learn design principles by making real projects. In the branding projects, I use a practice I require: students generate their own research questions about their brand, and I use AI to answer those questions as design guidance, so the answers steer their actual design decisions instead of leaving the questions hanging. That keeps the thinking theirs while giving them grounded, immediate input on type, color, and visual direction. AVC 248 Design Self Promotion is the capstone, and this cycle I redesigned it into an AI-powered course built around Render: students learn applied AI literacy, use Render across the semester, and finish by building their own portable career agent. The course is built and ready; students have not used Render yet, and the first pilot is Fall 2026. It is the clearest place where the AI fluency this FEP is about shows up directly in my teaching (more on that in the Course Assessment section). AVC 297AC Commercial Art Internship places students in real client work for credit. Across all of these I run a critique workflow that mirrors the creative industry: students screen-record their work in OBS, post to YouTube and Discord for peer and instructor critique, and submit through Canvas, so the feedback loop is continuous and public the way a studio review is. I also build student-services touchpoints directly into coursework so support is part of the class, not separate from it.</w:t>
+        <w:t xml:space="preserve">My core work this cycle was the teaching itself. AVC 100 Introduction to Digital Media is the foundation course, and I rebuilt it over the past year and a half, doing most of the work with help from Brian Gerber (more on that in the Course Assessment section). The graphic design sequence, AVC 181 Graphic Design I and AVC 182 Graphic Design II, is hands-on studio work where students learn design principles by making real projects. In the branding projects, I use a practice I require: students write their own client-discovery questions, then use AI as a fictitious client that answers those questions, so the client’s responses steer their actual branding decisions the way a real client brief would. The questions and the thinking stay theirs; the AI gives them a grounded client voice to design against. That keeps the thinking theirs while giving them grounded, immediate input on type, color, and visual direction. AVC 248 Design Self Promotion is the capstone, and this cycle I redesigned it into an AI-powered course built around Render: students learn applied AI literacy, use Render across the semester, and finish by building their own portable career agent. The course is built and ready; students have not used Render yet, and the first pilot is Fall 2026. It is the clearest place where the AI fluency this FEP is about shows up directly in my teaching (more on that in the Course Assessment section). AVC 297AC Commercial Art Internship places students in real client work for credit. Across all of these I run a critique workflow that mirrors the creative industry: students screen-record their work in OBS, post to YouTube and Discord for peer and instructor critique, and submit through Canvas, so the feedback loop is continuous and public the way a studio review is. I also build student-services touchpoints directly into coursework so support is part of the class, not separate from it.</w:t>
       </w:r>
     </w:p>
     <w:p>

--- a/fep/FEP_2026_Blomberg.docx
+++ b/fep/FEP_2026_Blomberg.docx
@@ -146,7 +146,7 @@
         <w:pStyle w:val="BodyText"/>
       </w:pPr>
       <w:r>
-        <w:t xml:space="preserve">My teaching this cycle spans the program from first course to capstone. I teach AVC 100 Introduction to Digital Media, the foundation course every digital media student takes, which my colleagues and I redesigned over the past year and a half and which I am piloting with students this summer; the graphic design sequence, AVC 181 Graphic Design I and AVC 182 Graphic Design II; AVC 248 Design Self Promotion, the capstone career-launch course for Digital Media Arts, Animation, and Photography; and AVC 297AC Commercial Art Internship, where students do real client work for credit. The graphic design sequence is being modernized through curriculum revision: I retired AVC 181 and AVC 182 and adopted the district’s shared AVC 183 and AVC 283, and I am developing a new UX Design course as an either/or option with AVC 283 (more on that in the Program Development section). All of it is hands-on studio teaching: project-based work, live and recorded critique, and direct connection between coursework and the creative workforce. Beyond teaching I advise students on academic and career planning, serve as the department’s eCourses lead, Canvas representative, and Internship Coordinator (placing and supervising students in the AVC 297AC Commercial Art Internship), and review online courses as a Quality Matters and OSCQR lead reviewer.</w:t>
+        <w:t xml:space="preserve">My teaching this cycle spans the program from first course to capstone. I teach AVC 100 Introduction to Digital Media, the foundation course every digital media student takes, which my colleagues and I redesigned this cycle and which I am piloting with students this summer; the graphic design sequence, AVC 181 Graphic Design I and AVC 182 Graphic Design II; AVC 248 Design Self Promotion, the capstone career-launch course for Digital Media Arts, Animation, and Photography; and AVC 297AC Commercial Art Internship, where students do real client work for credit. The graphic design sequence is being modernized through curriculum revision: I retired AVC 181 and AVC 182 and adopted the district’s shared AVC 183 and AVC 283, and I am developing a new UX Design course as an either/or option with AVC 283 (more on that in the Program Development section). All of it is hands-on studio teaching: project-based work, live and recorded critique, and direct connection between coursework and the creative workforce. Beyond teaching I advise students on academic and career planning, serve as the department’s eCourses lead, Canvas representative, and Internship Coordinator (placing and supervising students in the AVC 297AC Commercial Art Internship), and review online courses as a Quality Matters and OSCQR lead reviewer.</w:t>
       </w:r>
     </w:p>
     <w:p>
@@ -231,7 +231,7 @@
         <w:t xml:space="preserve"> </w:t>
       </w:r>
       <w:r>
-        <w:t xml:space="preserve">My core work this cycle was the teaching itself. AVC 100 Introduction to Digital Media is the foundation course, and I rebuilt it over the past year and a half, doing most of the work with help from Brian Gerber (more on that in the Course Assessment section). The graphic design sequence, AVC 181 Graphic Design I and AVC 182 Graphic Design II, is hands-on studio work where students learn design principles by making real projects. In the branding projects, I use a practice I require: students write their own client-discovery questions, then use AI as a fictitious client that answers those questions, so the client’s responses steer their actual branding decisions the way a real client brief would. The questions and the thinking stay theirs; the AI gives them a grounded client voice to design against. That keeps the thinking theirs while giving them grounded, immediate input on type, color, and visual direction. AVC 248 Design Self Promotion is the capstone, and this cycle I redesigned it into an AI-powered course built around Render: students learn applied AI literacy, use Render across the semester, and finish by building their own portable career agent. The course is built and ready; students have not used Render yet, and the first pilot is Fall 2026. It is the clearest place where the AI fluency this FEP is about shows up directly in my teaching (more on that in the Course Assessment section). AVC 297AC Commercial Art Internship places students in real client work for credit. Across all of these I run a critique workflow that mirrors the creative industry: students screen-record their work in OBS, post to YouTube and Discord for peer and instructor critique, and submit through Canvas, so the feedback loop is continuous and public the way a studio review is. I also build student-services touchpoints directly into coursework so support is part of the class, not separate from it.</w:t>
+        <w:t xml:space="preserve">My core work this cycle was the teaching itself. AVC 100 Introduction to Digital Media is the foundation course; after success-rate data showed it was our least successful course, the full-time faculty agreed to rebuild it and be involved in teaching it ourselves, and I did most of that build with help from Brian Gerber (more on that in the Course Assessment section). The graphic design sequence, AVC 181 Graphic Design I and AVC 182 Graphic Design II, is hands-on studio work where students learn design principles by making real projects. In the branding projects, I offer students an optional approach: they write their own client-discovery questions, then, if they choose, use AI as a fictitious client that answers those questions, so the client’s responses can steer their branding decisions the way a real client brief would. The questions and the thinking stay theirs; AI just plays the client they design against. AVC 248 Design Self Promotion is the capstone, and this cycle I redesigned it into an AI-powered course built around Render: students learn applied AI literacy, use Render across the semester, and finish by building their own portable career agent. The course is built and ready; students have not used Render yet, and the first pilot is Fall 2026. It is the clearest place where the AI fluency this FEP is about shows up directly in my teaching (more on that in the Course Assessment section). AVC 297AC Commercial Art Internship places students in real client work for credit. Across all of these I run a critique workflow that mirrors the creative industry: students screen-record their work in OBS, post to YouTube and Discord for peer and instructor critique, and submit through Canvas, so the feedback loop is continuous and public the way a studio review is. I also build student-services touchpoints directly into coursework so support is part of the class, not separate from it.</w:t>
       </w:r>
     </w:p>
     <w:p>
@@ -248,7 +248,7 @@
         <w:t xml:space="preserve"> </w:t>
       </w:r>
       <w:r>
-        <w:t xml:space="preserve">I rebuilt AVC 100 Introduction to Digital Media, the foundation course every digital media student takes and historically our lowest-success course, over a year and a half as a faculty-initiated effort. I did most of the build; Brian Gerber helped a fair amount and built the animation module; and our program director, Casey Farina, is contributing a video that welcomes students to our programs. The redesign is finished, and I am running it with students this summer. Because every student in the program passes through it, I treated it as the program’s front door: a course that should welcome students and market our programs rather than scare them away. The redesign lifts success through student support and connection. It carries a single three-phase postcard project across Illustrator, Photoshop, and After Effects, so students build one easy-win piece of work they can be proud of through the whole creative pipeline. The build is grounded in retention research, and the elements are deliberate: student support modules, introductions to the full-time faculty and program directors, clear guidance on where to get help, the message that the software is approachable rather than intimidating, and one short student-success video (about three minutes) per module. The student-success videos were scripted by me and Jeannie Berg and produced by Bryan Dubon, an hourly employee whose video production was funded by Dean Susan Campbell; two examples are</w:t>
+        <w:t xml:space="preserve">AVC 100 Introduction to Digital Media is the course every digital media student takes, and historically it was hard to staff and our lowest-success course. I had not taught it regularly. When success-rate data showed how far behind it was, the full-time faculty agreed we needed to rebuild it and be involved in teaching it ourselves, rather than leave a one-credit course to whoever was available. Our goal was a bulletproof course template our adjuncts could contribute to without having to build all the materials themselves. I did most of the build; Brian Gerber helped a fair amount and built the animation module; and our program director, Casey Farina, is contributing a video that welcomes students to our programs. The redesign is finished, and I am running it with students this summer. Because every student in the program passes through it, I treated it as the program’s front door: a course that should welcome students and market our programs rather than scare them away. The redesign lifts success through student support and connection. It carries a single three-phase postcard project across Illustrator, Photoshop, and After Effects, so students build one easy-win piece of work they can be proud of through the whole creative pipeline. The build is grounded in retention research, and the elements are deliberate: student support modules, introductions to the full-time faculty and program directors, clear guidance on where to get help, the message that the software is approachable rather than intimidating, and one short student-success video (about three minutes) per module. The student-success videos were scripted by me and Jeannie Berg and produced by Bryan Dubon, an hourly employee whose video production was funded by Dean Susan Campbell; two examples are</w:t>
       </w:r>
       <w:r>
         <w:t xml:space="preserve"> </w:t>
@@ -1186,7 +1186,25 @@
         <w:pStyle w:val="BodyText"/>
       </w:pPr>
       <w:r>
-        <w:t xml:space="preserve">A concrete example of teaching theory through practice is the branding work in AVC 183 Digital Graphic Design 1. I require students to write their own research questions about the brand they are building. Then I use AI to answer those student-written questions and bring the answers back as design guidance, so the research steers their decisions on type, color, and direction while the questions, and the design, stay theirs. It is a way to give every student grounded, immediate input without handing them the answers. AVC 183 also carries a strong artifact of this approach, the graphic-design-history project, where each student pair becomes the expert on one era and builds a tool to teach it to the class. AVC 297AC Commercial Art Internship takes this all the way to real client work for credit, which is the clearest test of whether students can apply what they learned. As Internship Coordinator I place and supervise every student, set the learning outcomes with the host employer, and have each intern reflect on the experience at the end of the placement. The result is real, portfolio-ready work, and award-winning work at that: both</w:t>
+        <w:t xml:space="preserve">A concrete example of teaching theory through practice is the branding work in AVC 181 Graphic Design I. Students write their own client-discovery questions about the brand they are building, and I give them the option to use AI as a fictitious client that answers those questions, so the client’s responses can steer their decisions on type, color, and direction while the questions, and the design, stay theirs. It is a way to offer grounded, immediate input without handing anyone the answers. The course also carries a strong artifact of this hands-on approach in the graphic-design-history project, where each student pair becomes the expert on one design era and teaches it to the class; this cycle I offered extra credit to students who</w:t>
+      </w:r>
+      <w:r>
+        <w:t xml:space="preserve"> </w:t>
+      </w:r>
+      <w:r>
+        <w:t xml:space="preserve">“</w:t>
+      </w:r>
+      <w:r>
+        <w:t xml:space="preserve">vibe coded</w:t>
+      </w:r>
+      <w:r>
+        <w:t xml:space="preserve">”</w:t>
+      </w:r>
+      <w:r>
+        <w:t xml:space="preserve"> </w:t>
+      </w:r>
+      <w:r>
+        <w:t xml:space="preserve">their presentation, building a small interactive tool with AI to present their era instead of using slides. AVC 297AC Commercial Art Internship takes this all the way to real client work for credit, which is the clearest test of whether students can apply what they learned. As Internship Coordinator I place and supervise every student, set the learning outcomes with the host employer, and have each intern reflect on the experience at the end of the placement. The result is real, portfolio-ready work, and award-winning work at that: both</w:t>
       </w:r>
       <w:r>
         <w:t xml:space="preserve"> </w:t>
@@ -1396,7 +1414,7 @@
         <w:t xml:space="preserve"> </w:t>
       </w:r>
       <w:r>
-        <w:t xml:space="preserve">The central student-success and retention work this cycle is the AVC 100 Introduction to Digital Arts redesign, a year-and-a-half effort that grew out of conversations Brian Gerber, Casey Farina, and I began well before it was formally commissioned, from a shared belief that full-time faculty should be continually redeveloping our courses. I did most of the build; Brian Gerber helped a fair amount and built the animation module; and Casey Farina, as our program director, is contributing a video that welcomes students to our programs. The redesign is finished and I am piloting it with students this summer.</w:t>
+        <w:t xml:space="preserve">The central student-success and retention work this cycle is the AVC 100 Introduction to Digital Arts redesign. AVC 100 had long been hard to staff and under-developed, and I had not taught it regularly. When success-rate data showed it was our least successful course, the full-time faculty, Brian Gerber, Casey Farina, and I, agreed we needed to rebuild it and be involved in teaching it ourselves, rather than leave a one-credit course to whoever was available. Our goal was a bulletproof course template our adjuncts could contribute to without having to create all the materials themselves. I did most of the build; Brian Gerber helped a fair amount and built the animation module; and Casey Farina, as our program director, is contributing a video that welcomes students to our programs. The redesign is finished and I am piloting it with students this summer.</w:t>
       </w:r>
     </w:p>
     <w:p>

--- a/fep/FEP_2026_Blomberg.docx
+++ b/fep/FEP_2026_Blomberg.docx
@@ -1658,7 +1658,7 @@
         <w:rPr>
           <w:i/>
         </w:rPr>
-        <w:t xml:space="preserve">(Newsletter: Rough Cut newsletter · the AI-built outreach contact list we will email is in</w:t>
+        <w:t xml:space="preserve">(Newsletter:</w:t>
       </w:r>
       <w:r>
         <w:rPr>
@@ -1667,6 +1667,33 @@
         <w:t xml:space="preserve"> </w:t>
       </w:r>
       <w:hyperlink r:id="rId45">
+        <w:r>
+          <w:rPr>
+            <w:rStyle w:val="Hyperlink"/>
+            <w:i/>
+          </w:rPr>
+          <w:t xml:space="preserve">Rough Cut newsletter</w:t>
+        </w:r>
+      </w:hyperlink>
+      <w:r>
+        <w:rPr>
+          <w:i/>
+        </w:rPr>
+        <w:t xml:space="preserve"> </w:t>
+      </w:r>
+      <w:r>
+        <w:rPr>
+          <w:i/>
+        </w:rPr>
+        <w:t xml:space="preserve">· the AI-built outreach contact list we will email is in</w:t>
+      </w:r>
+      <w:r>
+        <w:rPr>
+          <w:i/>
+        </w:rPr>
+        <w:t xml:space="preserve"> </w:t>
+      </w:r>
+      <w:hyperlink r:id="rId46">
         <w:r>
           <w:rPr>
             <w:rStyle w:val="Hyperlink"/>
@@ -1731,7 +1758,7 @@
         </w:rPr>
         <w:t xml:space="preserve"> </w:t>
       </w:r>
-      <w:hyperlink r:id="rId46">
+      <w:hyperlink r:id="rId47">
         <w:r>
           <w:rPr>
             <w:rStyle w:val="Hyperlink"/>
@@ -1768,11 +1795,11 @@
       <w:pPr>
         <w:pStyle w:val="Heading2"/>
       </w:pPr>
-      <w:bookmarkStart w:id="47" w:name="Xef8881fffaee1945e1919348aed0c6777221c4e"/>
+      <w:bookmarkStart w:id="48" w:name="Xef8881fffaee1945e1919348aed0c6777221c4e"/>
       <w:r>
         <w:t xml:space="preserve">Required Area · Governance and/or Committee Participation</w:t>
       </w:r>
-      <w:bookmarkEnd w:id="47"/>
+      <w:bookmarkEnd w:id="48"/>
     </w:p>
     <w:p>
       <w:pPr>
@@ -1992,7 +2019,7 @@
       <w:r>
         <w:t xml:space="preserve"> </w:t>
       </w:r>
-      <w:hyperlink r:id="rId48">
+      <w:hyperlink r:id="rId49">
         <w:r>
           <w:rPr>
             <w:rStyle w:val="Hyperlink"/>
@@ -2052,7 +2079,7 @@
         </w:rPr>
         <w:t xml:space="preserve"> </w:t>
       </w:r>
-      <w:hyperlink r:id="rId49">
+      <w:hyperlink r:id="rId50">
         <w:r>
           <w:rPr>
             <w:rStyle w:val="Hyperlink"/>
@@ -2142,7 +2169,7 @@
         <w:rPr>
           <w:i/>
         </w:rPr>
-        <w:t xml:space="preserve">(Live tool:</w:t>
+        <w:t xml:space="preserve">(Overview:</w:t>
       </w:r>
       <w:r>
         <w:rPr>
@@ -2150,13 +2177,13 @@
         </w:rPr>
         <w:t xml:space="preserve"> </w:t>
       </w:r>
-      <w:hyperlink r:id="rId50">
+      <w:hyperlink r:id="rId51">
         <w:r>
           <w:rPr>
             <w:rStyle w:val="Hyperlink"/>
             <w:i/>
           </w:rPr>
-          <w:t xml:space="preserve">copamigo</w:t>
+          <w:t xml:space="preserve">CopaMigo overview</w:t>
         </w:r>
       </w:hyperlink>
       <w:r>
@@ -2189,7 +2216,7 @@
         <w:rPr>
           <w:i/>
         </w:rPr>
-        <w:t xml:space="preserve">(Newsletter: Rough Cut newsletter ·</w:t>
+        <w:t xml:space="preserve">(Newsletter:</w:t>
       </w:r>
       <w:r>
         <w:rPr>
@@ -2198,6 +2225,33 @@
         <w:t xml:space="preserve"> </w:t>
       </w:r>
       <w:hyperlink r:id="rId45">
+        <w:r>
+          <w:rPr>
+            <w:rStyle w:val="Hyperlink"/>
+            <w:i/>
+          </w:rPr>
+          <w:t xml:space="preserve">Rough Cut newsletter</w:t>
+        </w:r>
+      </w:hyperlink>
+      <w:r>
+        <w:rPr>
+          <w:i/>
+        </w:rPr>
+        <w:t xml:space="preserve"> </w:t>
+      </w:r>
+      <w:r>
+        <w:rPr>
+          <w:i/>
+        </w:rPr>
+        <w:t xml:space="preserve">·</w:t>
+      </w:r>
+      <w:r>
+        <w:rPr>
+          <w:i/>
+        </w:rPr>
+        <w:t xml:space="preserve"> </w:t>
+      </w:r>
+      <w:hyperlink r:id="rId46">
         <w:r>
           <w:rPr>
             <w:rStyle w:val="Hyperlink"/>
@@ -2299,11 +2353,11 @@
       <w:pPr>
         <w:pStyle w:val="Heading2"/>
       </w:pPr>
-      <w:bookmarkStart w:id="51" w:name="elective-area-professional-development"/>
+      <w:bookmarkStart w:id="52" w:name="elective-area-professional-development"/>
       <w:r>
         <w:t xml:space="preserve">Elective Area · Professional Development</w:t>
       </w:r>
-      <w:bookmarkEnd w:id="51"/>
+      <w:bookmarkEnd w:id="52"/>
     </w:p>
     <w:p>
       <w:pPr>
@@ -2339,13 +2393,13 @@
         </w:rPr>
         <w:t xml:space="preserve"> </w:t>
       </w:r>
-      <w:hyperlink r:id="rId52">
+      <w:hyperlink r:id="rId53">
         <w:r>
           <w:rPr>
             <w:rStyle w:val="Hyperlink"/>
             <w:i/>
           </w:rPr>
-          <w:t xml:space="preserve">cultivate</w:t>
+          <w:t xml:space="preserve">view Cultivate</w:t>
         </w:r>
       </w:hyperlink>
       <w:r>
@@ -2393,11 +2447,11 @@
       <w:pPr>
         <w:pStyle w:val="Heading3"/>
       </w:pPr>
-      <w:bookmarkStart w:id="53" w:name="professional-growth-reflection"/>
+      <w:bookmarkStart w:id="54" w:name="professional-growth-reflection"/>
       <w:r>
         <w:t xml:space="preserve">Professional growth reflection</w:t>
       </w:r>
-      <w:bookmarkEnd w:id="53"/>
+      <w:bookmarkEnd w:id="54"/>
     </w:p>
     <w:p>
       <w:pPr>
@@ -2525,11 +2579,11 @@
       <w:pPr>
         <w:pStyle w:val="Heading3"/>
       </w:pPr>
-      <w:bookmarkStart w:id="54" w:name="what-i-completed-this-cycle"/>
+      <w:bookmarkStart w:id="55" w:name="what-i-completed-this-cycle"/>
       <w:r>
         <w:t xml:space="preserve">What I completed this cycle</w:t>
       </w:r>
-      <w:bookmarkEnd w:id="54"/>
+      <w:bookmarkEnd w:id="55"/>
     </w:p>
     <w:p>
       <w:pPr>
@@ -3496,11 +3550,11 @@
       <w:pPr>
         <w:pStyle w:val="Heading2"/>
       </w:pPr>
-      <w:bookmarkStart w:id="55" w:name="elective-area-acquisition-of-new-skills"/>
+      <w:bookmarkStart w:id="56" w:name="elective-area-acquisition-of-new-skills"/>
       <w:r>
         <w:t xml:space="preserve">Elective Area · Acquisition of New Skills</w:t>
       </w:r>
-      <w:bookmarkEnd w:id="55"/>
+      <w:bookmarkEnd w:id="56"/>
     </w:p>
     <w:p>
       <w:pPr>

--- a/fep/FEP_2026_Blomberg.docx
+++ b/fep/FEP_2026_Blomberg.docx
@@ -1306,6 +1306,18 @@
         <w:pStyle w:val="Compact"/>
       </w:pPr>
       <w:r>
+        <w:t xml:space="preserve">Grow into a broader faculty-leadership role in AI integration at the campus or district level, building on the Student Support and Success co-chair role and the Community of Practice toward mentoring faculty and helping guide responsible AI adoption at scale, so the work reaches beyond my own courses and committee.</w:t>
+      </w:r>
+    </w:p>
+    <w:p>
+      <w:pPr>
+        <w:numPr>
+          <w:ilvl w:val="0"/>
+          <w:numId w:val="1007"/>
+        </w:numPr>
+        <w:pStyle w:val="Compact"/>
+      </w:pPr>
+      <w:r>
         <w:t xml:space="preserve">Develop and deliver the full Campus Cares (Basic Needs) brand and marketing system with a recent DMA alumna for the new basic-needs hub.</w:t>
       </w:r>
     </w:p>
@@ -2346,7 +2358,7 @@
         <w:t xml:space="preserve"> </w:t>
       </w:r>
       <w:r>
-        <w:t xml:space="preserve">What I learned from this service is that committees do their best work when someone turns talk into something concrete to react to, and that is the role I have tried to play, whether building the methodology for the Student Support and Success domain or bringing my students’ design work into the Basic Needs hub. I also learned the limits of volunteer committees whose members cannot always attend, and that doing the early build yourself is often how you keep a group moving and give it something real to shape. I am applying this in my program management by reaching across silos to connect academic work with student-services initiatives, and in my district work by building shared, no-PII methods that other colleges can actually adopt. Where I am going is to move the SSS study from findings to pilots, sustain the AI Community of Practice, and mentor faculty and staff in building their own agents, so the work outlasts any single committee term.</w:t>
+        <w:t xml:space="preserve">What I learned from this service is that committees do their best work when someone turns talk into something concrete to react to, and that is the role I have tried to play, whether building the methodology for the Student Support and Success domain or bringing my students’ design work into the Basic Needs hub. I also learned the limits of volunteer committees whose members cannot always attend, and that doing the early build yourself is often how you keep a group moving and give it something real to shape. I am applying this in my program management by reaching across silos to connect academic work with student-services initiatives, and in my district work by building shared, no-PII methods that other colleges can actually adopt. Where I am going is to move the SSS study from findings to pilots, sustain the AI Community of Practice, and mentor faculty and staff in building their own agents, so the work outlasts any single committee term. My larger aim is to keep growing into a leadership role in AI integration at the campus or district level, helping guide responsible adoption at a scale beyond my own courses and committee.</w:t>
       </w:r>
     </w:p>
     <w:p>
